--- a/examples/No Knead Bread.docx
+++ b/examples/No Knead Bread.docx
@@ -262,54 +262,6 @@
         </w:tc>
       </w:tr>
     </w:tbl>
-    <w:p>
-      <w:pPr>
-        <w:pStyle w:val="ListParagraph"/>
-        <w:numPr>
-          <w:ilvl w:val="0"/>
-          <w:numId w:val="1"/>
-        </w:numPr>
-      </w:pPr>
-      <w:r>
-        <w:t>3 cups all-purpose flour</w:t>
-      </w:r>
-    </w:p>
-    <w:p>
-      <w:pPr>
-        <w:pStyle w:val="ListParagraph"/>
-        <w:numPr>
-          <w:ilvl w:val="0"/>
-          <w:numId w:val="1"/>
-        </w:numPr>
-      </w:pPr>
-      <w:r>
-        <w:t>1 3/4 tsp salt</w:t>
-      </w:r>
-    </w:p>
-    <w:p>
-      <w:pPr>
-        <w:pStyle w:val="ListParagraph"/>
-        <w:numPr>
-          <w:ilvl w:val="0"/>
-          <w:numId w:val="1"/>
-        </w:numPr>
-      </w:pPr>
-      <w:r>
-        <w:t>1/2 tsp active dry yeast</w:t>
-      </w:r>
-    </w:p>
-    <w:p>
-      <w:pPr>
-        <w:pStyle w:val="ListParagraph"/>
-        <w:numPr>
-          <w:ilvl w:val="0"/>
-          <w:numId w:val="1"/>
-        </w:numPr>
-      </w:pPr>
-      <w:r>
-        <w:t>1 1/2 cups water room temperature</w:t>
-      </w:r>
-    </w:p>
     <w:p/>
     <w:p>
       <w:pPr>
